--- a/paper/strobe_tripod_checklist.docx
+++ b/paper/strobe_tripod_checklist.docx
@@ -2455,7 +2455,7 @@
                 <w:sz w:val="18"/>
                 <w:szCs w:val="18"/>
               </w:rPr>
-              <w:t xml:space="preserve">표 2(결측 n); 표 S1(결측 %) — 연구대상자의 특성 (12쪽); 표 S1 (29쪽)</w:t>
+              <w:t xml:space="preserve">표 2(결측 n); 표 S1(결측 %) — 연구대상자의 특성 (12쪽); 표 S1 (30쪽)</w:t>
             </w:r>
           </w:p>
         </w:tc>
@@ -3183,7 +3183,7 @@
                 <w:sz w:val="18"/>
                 <w:szCs w:val="18"/>
               </w:rPr>
-              <w:t xml:space="preserve">강점과 한계 (24쪽)</w:t>
+              <w:t xml:space="preserve">강점과 한계 (25쪽)</w:t>
             </w:r>
           </w:p>
         </w:tc>
@@ -3287,7 +3287,7 @@
                 <w:sz w:val="18"/>
                 <w:szCs w:val="18"/>
               </w:rPr>
-              <w:t xml:space="preserve">선행연구와의 비교 (23쪽); 강점과 한계 (24쪽)</w:t>
+              <w:t xml:space="preserve">선행연구와의 비교 (23쪽); 강점과 한계 (25쪽)</w:t>
             </w:r>
           </w:p>
         </w:tc>
@@ -3391,7 +3391,7 @@
                 <w:sz w:val="18"/>
                 <w:szCs w:val="18"/>
               </w:rPr>
-              <w:t xml:space="preserve">강점과 한계 (24쪽)</w:t>
+              <w:t xml:space="preserve">강점과 한계 (25쪽)</w:t>
             </w:r>
           </w:p>
         </w:tc>
@@ -6131,7 +6131,7 @@
                 <w:sz w:val="18"/>
                 <w:szCs w:val="18"/>
               </w:rPr>
-              <w:t xml:space="preserve">검토하지 않음 — 지역(시도·표본지점)별 성능 이질성은 평가하지 않음; 강점과 한계 (24쪽)</w:t>
+              <w:t xml:space="preserve">검토하지 않음 — 지역(시도·표본지점)별 성능 이질성은 평가하지 않음; 강점과 한계 (25쪽)</w:t>
             </w:r>
           </w:p>
         </w:tc>
@@ -8736,7 +8736,7 @@
                 <w:sz w:val="18"/>
                 <w:szCs w:val="18"/>
               </w:rPr>
-              <w:t xml:space="preserve">강점과 한계 (24쪽)</w:t>
+              <w:t xml:space="preserve">강점과 한계 (25쪽)</w:t>
             </w:r>
           </w:p>
         </w:tc>
@@ -9048,7 +9048,7 @@
                 <w:sz w:val="18"/>
                 <w:szCs w:val="18"/>
               </w:rPr>
-              <w:t xml:space="preserve">강점과 한계 (24쪽); 결론 (25쪽) — 종단·중재연구 필요</w:t>
+              <w:t xml:space="preserve">강점과 한계 (25쪽); 결론 (25쪽) — 종단·중재연구 필요</w:t>
             </w:r>
           </w:p>
         </w:tc>
